--- a/docs/EduHub_Business_Plan_Pro.docx
+++ b/docs/EduHub_Business_Plan_Pro.docx
@@ -121,7 +121,7 @@
           </w:tcPr>
           <w:p>
             <w:r>
-              <w:t>3.3 — обновлено по итогам маркетингового исследования</w:t>
+              <w:t>3.4 — убрана зависимость от МОН РТ</w:t>
             </w:r>
           </w:p>
         </w:tc>
@@ -143,7 +143,7 @@
           </w:tcPr>
           <w:p>
             <w:r>
-              <w:t>Август 2026</w:t>
+              <w:t>Август 2026 (ревизия 2026-08-25)</w:t>
             </w:r>
           </w:p>
         </w:tc>
@@ -187,7 +187,7 @@
           </w:tcPr>
           <w:p>
             <w:r>
-              <w:t>См. Приложение A — журнал изменений; Приложение B — методология TAM/SAM/SOM</w:t>
+              <w:t>См. Приложение A — журнал изменений v3.3, v3.4; Приложение B — методология TAM/SAM/SOM</w:t>
             </w:r>
           </w:p>
         </w:tc>
@@ -628,14 +628,6 @@
         <w:pStyle w:val="ListBullet"/>
       </w:pPr>
       <w:r>
-        <w:t>МОН РТ не имеет данных о качестве образования по регионам</w:t>
-      </w:r>
-    </w:p>
-    <w:p>
-      <w:pPr>
-        <w:pStyle w:val="ListBullet"/>
-      </w:pPr>
-      <w:r>
         <w:t>Учреждения не могут эффективно привлекать учеников и персонал</w:t>
       </w:r>
     </w:p>
@@ -734,7 +726,7 @@
         <w:pStyle w:val="ListBullet"/>
       </w:pPr>
       <w:r>
-        <w:t>Аналитика для МОН РТ по качеству образования</w:t>
+        <w:t>Внутренняя аналитика качества образования по регионам (для стратегических решений самой платформы)</w:t>
       </w:r>
     </w:p>
     <w:p>
@@ -1675,7 +1667,7 @@
         <w:pStyle w:val="ListBullet"/>
       </w:pPr>
       <w:r>
-        <w:t>Интеграция с МОН РТ и API для партнёров</w:t>
+        <w:t>API для партнёров</w:t>
       </w:r>
     </w:p>
     <w:p>
@@ -1785,7 +1777,7 @@
           </w:tcPr>
           <w:p>
             <w:r>
-              <w:t>Чиновник МОН, 40 лет</w:t>
+              <w:t>Инвестор, 45 лет</w:t>
             </w:r>
           </w:p>
         </w:tc>
@@ -1795,7 +1787,7 @@
           </w:tcPr>
           <w:p>
             <w:r>
-              <w:t>Видеть качество образования по регионам, пресекать нарушения, планировать развитие сети школ.</w:t>
+              <w:t>Изучить рынок, найти пробелы в районах, понять спрос и правильно позиционировать новую школу.</w:t>
             </w:r>
           </w:p>
         </w:tc>
@@ -1807,7 +1799,7 @@
           </w:tcPr>
           <w:p>
             <w:r>
-              <w:t>Инвестор, 45 лет</w:t>
+              <w:t>Трудовой мигрант-родитель (новое)</w:t>
             </w:r>
           </w:p>
         </w:tc>
@@ -1817,7 +1809,7 @@
           </w:tcPr>
           <w:p>
             <w:r>
-              <w:t>Изучить рынок, найти пробелы в районах, понять спрос и правильно позиционировать новую школу.</w:t>
+              <w:t>Работает в РФ, ребёнок с бабушкой/дедушкой в РТ. Выбирает школу удалённо, доверяет верифицированным данным больше, чем локальным связям — не может проверить лично. Платёжеспособен относительно среднего по стране (доход в рублях).</w:t>
             </w:r>
           </w:p>
         </w:tc>
@@ -1829,7 +1821,7 @@
           </w:tcPr>
           <w:p>
             <w:r>
-              <w:t>Трудовой мигрант-родитель (новое)</w:t>
+              <w:t>Экспат-семья в Душанбе (новое)</w:t>
             </w:r>
           </w:p>
         </w:tc>
@@ -1839,7 +1831,7 @@
           </w:tcPr>
           <w:p>
             <w:r>
-              <w:t>Работает в РФ, ребёнок с бабушкой/дедушкой в РТ. Выбирает школу удалённо, доверяет верифицированным данным больше, чем локальным связям — не может проверить лично. Платёжеспособен относительно среднего по стране (доход в рублях).</w:t>
+              <w:t>Посольства, IT/майнинг-сектор, НКО. Нужен английский интерфейс, фильтр по международной программе (IB/Cambridge). Небольшой, но платёжеспособный сегмент.</w:t>
             </w:r>
           </w:p>
         </w:tc>
@@ -1851,7 +1843,7 @@
           </w:tcPr>
           <w:p>
             <w:r>
-              <w:t>Экспат-семья в Душанбе (новое)</w:t>
+              <w:t>Частный репетитор (новое)</w:t>
             </w:r>
           </w:p>
         </w:tc>
@@ -1861,7 +1853,7 @@
           </w:tcPr>
           <w:p>
             <w:r>
-              <w:t>Посольства, IT/майнинг-сектор, НКО. Нужен английский интерфейс, фильтр по международной программе (IB/Cambridge). Небольшой, но платёжеспособный сегмент.</w:t>
+              <w:t>Индивидуальный педагог вне штата учреждения. Смежная ниша к доске вакансий — сейчас не покрыта продуктом, зафиксирована как потенциальное направление роста, не в скоупе MVP/второй волны.</w:t>
             </w:r>
           </w:p>
         </w:tc>
@@ -1873,7 +1865,7 @@
           </w:tcPr>
           <w:p>
             <w:r>
-              <w:t>Частный репетитор (новое)</w:t>
+              <w:t>Риэлтор / relocation-агентство (новое)</w:t>
             </w:r>
           </w:p>
         </w:tc>
@@ -1883,7 +1875,7 @@
           </w:tcPr>
           <w:p>
             <w:r>
-              <w:t>Индивидуальный педагог вне штата учреждения. Смежная ниша к доске вакансий — сейчас не покрыта продуктом, зафиксирована как потенциальное направление роста, не в скоупе MVP/второй волны.</w:t>
+              <w:t>Помогает семьям выбрать район под школу. Потенциальный B2B data-licensing клиент по аналогии с моделью GreatSchools (США), где данные о школах лицензируются агрегаторам недвижимости.</w:t>
             </w:r>
           </w:p>
         </w:tc>
@@ -1895,7 +1887,7 @@
           </w:tcPr>
           <w:p>
             <w:r>
-              <w:t>Риэлтор / relocation-агентство (новое)</w:t>
+              <w:t>НКО / международный донор (новое)</w:t>
             </w:r>
           </w:p>
         </w:tc>
@@ -1905,29 +1897,7 @@
           </w:tcPr>
           <w:p>
             <w:r>
-              <w:t>Помогает семьям выбрать район под школу. Потенциальный B2B data-licensing клиент по аналогии с моделью GreatSchools (США), где данные о школах лицензируются агрегаторам недвижимости.</w:t>
-            </w:r>
-          </w:p>
-        </w:tc>
-      </w:tr>
-      <w:tr>
-        <w:tc>
-          <w:tcPr>
-            <w:tcW w:type="dxa" w:w="4320"/>
-          </w:tcPr>
-          <w:p>
-            <w:r>
-              <w:t>НКО / международный донор (новое)</w:t>
-            </w:r>
-          </w:p>
-        </w:tc>
-        <w:tc>
-          <w:tcPr>
-            <w:tcW w:type="dxa" w:w="4320"/>
-          </w:tcPr>
-          <w:p>
-            <w:r>
-              <w:t>UNICEF, Всемирный банк, USAID и подобные — заинтересованы в агрегированных данных о качестве образования по регионам для собственных программ. Потенциальный B2B-клиент аналитики, отдельный от МОН РТ (FR-24).</w:t>
+              <w:t>UNICEF, Всемирный банк, USAID и подобные — заинтересованы в агрегированных данных о качестве образования по регионам для собственных программ. Потенциальный B2B-клиент аналитики платформы (FR-24).</w:t>
             </w:r>
           </w:p>
         </w:tc>
@@ -2380,7 +2350,7 @@
           </w:tcPr>
           <w:p>
             <w:r>
-              <w:t>Первыми заходим в РТ, партнёрство с МОН РТ как барьер (см. §13), локализация под номенклатуру образования РТ</w:t>
+              <w:t>Первыми заходим в РТ, локализация под номенклатуру образования РТ</w:t>
             </w:r>
           </w:p>
         </w:tc>
@@ -3089,7 +3059,7 @@
           </w:tcPr>
           <w:p>
             <w:r>
-              <w:t>B2B и API (МОН, партнёры)</w:t>
+              <w:t>B2B и API (партнёры)</w:t>
             </w:r>
           </w:p>
         </w:tc>
@@ -3760,7 +3730,7 @@
           </w:tcPr>
           <w:p>
             <w:r>
-              <w:t>Города, МОН, 2K школ, 15K DAU → ≈8 300 DAU, $120K → ≈$125K доход</w:t>
+              <w:t>Города, 2K школ, 15K DAU → ≈8 300 DAU, $120K → ≈$125K доход</w:t>
             </w:r>
           </w:p>
         </w:tc>
@@ -3875,7 +3845,7 @@
           </w:tcPr>
           <w:p>
             <w:r>
-              <w:t>Специализация, глубокие данные, поддержка МОН</w:t>
+              <w:t>Специализация, глубокие данные</w:t>
             </w:r>
           </w:p>
         </w:tc>
@@ -3941,7 +3911,7 @@
           </w:tcPr>
           <w:p>
             <w:r>
-              <w:t>FindSchool.kz (Казахстан) и Eduland.uz (Узбекистан) — концептуально близкие продукты с готовой технологией и культурной близостью к РТ. Митигация: скорость выхода на рынок (first-mover в РТ), партнёрство с МОН РТ на верификацию лицензий как барьер, который нельзя быстро скопировать (интеграция реестра, не просто UI-функция)</w:t>
+              <w:t>FindSchool.kz (Казахстан) и Eduland.uz (Узбекистан) — концептуально близкие продукты с готовой технологией и культурной близостью к РТ. Митигация: скорость выхода на рынок (first-mover в РТ)</w:t>
             </w:r>
           </w:p>
         </w:tc>
@@ -4172,7 +4142,7 @@
           <w:b w:val="0"/>
           <w:i w:val="0"/>
         </w:rPr>
-        <w:t>Документ готов к презентации инвесторам, МОН РТ и партнёрам.</w:t>
+        <w:t>Документ готов к презентации инвесторам и партнёрам.</w:t>
       </w:r>
     </w:p>
     <w:p>
@@ -4671,6 +4641,48 @@
           <w:p>
             <w:r>
               <w:t>Синхронизация бизнес-плана с обновлённым SRS</w:t>
+            </w:r>
+          </w:p>
+        </w:tc>
+      </w:tr>
+      <w:tr>
+        <w:tc>
+          <w:tcPr>
+            <w:tcW w:type="dxa" w:w="2160"/>
+          </w:tcPr>
+          <w:p>
+            <w:r>
+              <w:t>11</w:t>
+            </w:r>
+          </w:p>
+        </w:tc>
+        <w:tc>
+          <w:tcPr>
+            <w:tcW w:type="dxa" w:w="2160"/>
+          </w:tcPr>
+          <w:p>
+            <w:r>
+              <w:t>§02, §03, §07, §08, §09, §13</w:t>
+            </w:r>
+          </w:p>
+        </w:tc>
+        <w:tc>
+          <w:tcPr>
+            <w:tcW w:type="dxa" w:w="2160"/>
+          </w:tcPr>
+          <w:p>
+            <w:r>
+              <w:t>Убрана персона «Чиновник МОН»; аналитика для МОН → внутренняя аналитика платформы; партнёрство с МОН как конкурентный барьер убрано из риск-митигации</w:t>
+            </w:r>
+          </w:p>
+        </w:tc>
+        <w:tc>
+          <w:tcPr>
+            <w:tcW w:type="dxa" w:w="2160"/>
+          </w:tcPr>
+          <w:p>
+            <w:r>
+              <w:t>МОН РТ не имеет отношения к продукту — явное решение пользователя</w:t>
             </w:r>
           </w:p>
         </w:tc>

--- a/docs/EduHub_Business_Plan_Pro.docx
+++ b/docs/EduHub_Business_Plan_Pro.docx
@@ -121,7 +121,7 @@
           </w:tcPr>
           <w:p>
             <w:r>
-              <w:t>3.4 — убрана зависимость от МОН РТ</w:t>
+              <w:t>3.5</w:t>
             </w:r>
           </w:p>
         </w:tc>
@@ -143,7 +143,7 @@
           </w:tcPr>
           <w:p>
             <w:r>
-              <w:t>Август 2026 (ревизия 2026-08-25)</w:t>
+              <w:t>Август 2026</w:t>
             </w:r>
           </w:p>
         </w:tc>
@@ -187,7 +187,7 @@
           </w:tcPr>
           <w:p>
             <w:r>
-              <w:t>См. Приложение A — журнал изменений v3.3, v3.4; Приложение B — методология TAM/SAM/SOM</w:t>
+              <w:t>См. Приложение A — журнал изменений; Приложение B — методология TAM/SAM/SOM</w:t>
             </w:r>
           </w:p>
         </w:tc>
@@ -234,7 +234,7 @@
     </w:p>
     <w:p>
       <w:r>
-        <w:t>06  Система рейтинга (9 метрик)</w:t>
+        <w:t>06  Система рейтинга (8 метрик)</w:t>
       </w:r>
     </w:p>
     <w:p>
@@ -315,7 +315,7 @@
           <w:b w:val="0"/>
           <w:i w:val="0"/>
         </w:rPr>
-        <w:t>Платформа объединяет три стороны в единой экосистеме: родителей и студентов (поиск и выбор), образовательные учреждения (привлечение и управление) и соискателей-педагогов (поиск работы). Уникальные функции включают систему из 9 метрик рейтинга, полную финансовую прозрачность и верифицированные отзывы, привязанные к реальной связи «родитель–ребёнок–учреждение».</w:t>
+        <w:t>Платформа объединяет три стороны в единой экосистеме: родителей и студентов (поиск и выбор), образовательные учреждения (привлечение и управление) и соискателей-педагогов (поиск работы). Уникальные функции включают систему из 8 метрик рейтинга, полную финансовую прозрачность и верифицированные отзывы, привязанные к реальной связи «родитель–ребёнок–учреждение».</w:t>
       </w:r>
     </w:p>
     <w:p>
@@ -678,7 +678,7 @@
         <w:pStyle w:val="ListBullet"/>
       </w:pPr>
       <w:r>
-        <w:t>Система из 9 метрик рейтинга для честного сравнения</w:t>
+        <w:t>Система из 8 метрик рейтинга для честного сравнения</w:t>
       </w:r>
     </w:p>
     <w:p>
@@ -734,7 +734,7 @@
         <w:pStyle w:val="ListBullet"/>
       </w:pPr>
       <w:r>
-        <w:t>Продвижение учреждений при сохранении честного рейтинга — Free / Pro / Enterprise</w:t>
+        <w:t>Расширенные возможности профиля по тарифу (Free / Pro / Enterprise) — без влияния на позицию в поиске или на рейтинг</w:t>
       </w:r>
     </w:p>
     <w:p>
@@ -742,7 +742,7 @@
         <w:pStyle w:val="Heading2"/>
       </w:pPr>
       <w:r>
-        <w:t>Рейтинг нельзя купить (новое в v3.3)</w:t>
+        <w:t>Рейтинг нельзя купить</w:t>
       </w:r>
     </w:p>
     <w:p>
@@ -751,7 +751,7 @@
           <w:b w:val="0"/>
           <w:i w:val="0"/>
         </w:rPr>
-        <w:t>Это не просто техническая деталь тарифной модели (FR-25 в SRS), а ключевой тезис доверия платформы, который выносится в публичную коммуникацию: платный тариф учреждения влияет только на видимость профиля в поиске, но никогда — на значение рейтинга. Оценка формируется исключительно верифицированными отзывами реальных родителей. Это прямая параллель с позиционированием FindSchool.kz (Казахстан), где аналогичное заявление — часть value proposition.</w:t>
+        <w:t>Это ключевой тезис доверия платформы, который выносится в публичную коммуникацию: платный тариф учреждения расширяет возможности его кабинета (лимиты профиля, глубина аналитики, приоритет верификации), но не влияет ни на позицию в выдаче поиска, ни на значение рейтинга. Оценка формируется исключительно верифицированными отзывами реальных родителей. Это прямая параллель с позиционированием FindSchool.kz (Казахстан), где аналогичное заявление — часть value proposition.</w:t>
       </w:r>
     </w:p>
     <w:p>
@@ -1032,7 +1032,7 @@
         <w:pStyle w:val="ListBullet"/>
       </w:pPr>
       <w:r>
-        <w:t>Верифицированные отзывы и 9 метрик рейтинга</w:t>
+        <w:t>Верифицированные отзывы и 8 метрик рейтинга</w:t>
       </w:r>
     </w:p>
     <w:p>
@@ -1130,7 +1130,7 @@
         <w:pStyle w:val="ListBullet"/>
       </w:pPr>
       <w:r>
-        <w:t>Информация о школе как работодателе и отзывы сотрудников</w:t>
+        <w:t>Отзывы сотрудников об учреждении как о работодателе (текущий/бывший персонал, верификация занятости модератором) — видны только другим соискателям, не родителям</w:t>
       </w:r>
     </w:p>
     <w:p>
@@ -1172,7 +1172,7 @@
           <w:b w:val="0"/>
           <w:i w:val="0"/>
         </w:rPr>
-        <w:t>Каждое учреждение оценивается по 9 независимым метрикам (от 1 до 5 звёзд). Это честнее и информативнее, чем единая общая оценка — родитель видит конкретные сильные и слабые стороны. В v3.3 механизм расчёта усилен: минимальный порог отзывов до показа агрегированной оценки, затухание веса старых отзывов, верификация через структурную привязку к ребёнку (см. SRS FR-15, FR-29, FR-30).</w:t>
+        <w:t>Каждое учреждение оценивается по 8 независимым метрикам (от 1 до 5 звёзд). Это честнее и информативнее, чем единая общая оценка — родитель видит конкретные сильные и слабые стороны. В v3.3 механизм расчёта усилен: минимальный порог отзывов до показа агрегированной оценки, затухание веса старых отзывов, верификация через структурную привязку к ребёнку (см. SRS FR-15, FR-29, FR-30).</w:t>
       </w:r>
     </w:p>
     <w:tbl>
@@ -1480,38 +1480,6 @@
           <w:p>
             <w:r>
               <w:t>Доступность, психолог, поддержка особых детей</w:t>
-            </w:r>
-          </w:p>
-        </w:tc>
-      </w:tr>
-      <w:tr>
-        <w:tc>
-          <w:tcPr>
-            <w:tcW w:type="dxa" w:w="2880"/>
-          </w:tcPr>
-          <w:p>
-            <w:r>
-              <w:t>9</w:t>
-            </w:r>
-          </w:p>
-        </w:tc>
-        <w:tc>
-          <w:tcPr>
-            <w:tcW w:type="dxa" w:w="2880"/>
-          </w:tcPr>
-          <w:p>
-            <w:r>
-              <w:t>Общий рейтинг</w:t>
-            </w:r>
-          </w:p>
-        </w:tc>
-        <w:tc>
-          <w:tcPr>
-            <w:tcW w:type="dxa" w:w="2880"/>
-          </w:tcPr>
-          <w:p>
-            <w:r>
-              <w:t>Средняя оценка всех метрик</w:t>
             </w:r>
           </w:p>
         </w:tc>
@@ -1595,7 +1563,7 @@
         <w:pStyle w:val="ListBullet"/>
       </w:pPr>
       <w:r>
-        <w:t>Реферальная система и приоритет в поиске для Pro/Enterprise</w:t>
+        <w:t>Реферальная система</w:t>
       </w:r>
     </w:p>
     <w:p>
@@ -1611,7 +1579,7 @@
         <w:pStyle w:val="ListBullet"/>
       </w:pPr>
       <w:r>
-        <w:t>9 метрик рейтинга и аналитика для учреждений</w:t>
+        <w:t>8 метрик рейтинга и аналитика для учреждений</w:t>
       </w:r>
     </w:p>
     <w:p>
@@ -2254,7 +2222,7 @@
           </w:tcPr>
           <w:p>
             <w:r>
-              <w:t>Специализация + 9 метрик рейтинга</w:t>
+              <w:t>Специализация + 8 метрик рейтинга</w:t>
             </w:r>
           </w:p>
         </w:tc>
@@ -3646,7 +3614,7 @@
           </w:tcPr>
           <w:p>
             <w:r>
-              <w:t>9 метрик, аналитика, премиум, 500 школ, 5K DAU → ≈2 800 DAU</w:t>
+              <w:t>8 метрик, аналитика, премиум, 500 школ, 5K DAU → ≈2 800 DAU</w:t>
             </w:r>
           </w:p>
         </w:tc>
@@ -4683,6 +4651,48 @@
           <w:p>
             <w:r>
               <w:t>МОН РТ не имеет отношения к продукту — явное решение пользователя</w:t>
+            </w:r>
+          </w:p>
+        </w:tc>
+      </w:tr>
+      <w:tr>
+        <w:tc>
+          <w:tcPr>
+            <w:tcW w:type="dxa" w:w="2160"/>
+          </w:tcPr>
+          <w:p>
+            <w:r>
+              <w:t>12</w:t>
+            </w:r>
+          </w:p>
+        </w:tc>
+        <w:tc>
+          <w:tcPr>
+            <w:tcW w:type="dxa" w:w="2160"/>
+          </w:tcPr>
+          <w:p>
+            <w:r>
+              <w:t>§03, §05, §06, §07, §09, §12</w:t>
+            </w:r>
+          </w:p>
+        </w:tc>
+        <w:tc>
+          <w:tcPr>
+            <w:tcW w:type="dxa" w:w="2160"/>
+          </w:tcPr>
+          <w:p>
+            <w:r>
+              <w:t>8 метрик рейтинга (не 9 — девятая величина вычисляемая); тарифы — набор возможностей кабинета, без влияния на позицию в поиске (тезис «рейтинг нельзя купить» сформулирован в этих терминах); отзывы сотрудников о работодателе — видимость ограничена соискателями</w:t>
+            </w:r>
+          </w:p>
+        </w:tc>
+        <w:tc>
+          <w:tcPr>
+            <w:tcW w:type="dxa" w:w="2160"/>
+          </w:tcPr>
+          <w:p>
+            <w:r>
+              <w:t>Синхронизация бизнес-плана с решениями бэкенд-планирования</w:t>
             </w:r>
           </w:p>
         </w:tc>
